--- a/docs/package/03_Contracts/iNXT_BrokerVerse_Data_Processing_Agreement.docx
+++ b/docs/package/03_Contracts/iNXT_BrokerVerse_Data_Processing_Agreement.docx
@@ -789,7 +789,7 @@
             </w:rPr>
             <w:fldChar w:fldCharType="separate"/>
           </w:r>
-          <w:hyperlink w:anchor="__RefHeading___Toc45406_4049217194">
+          <w:hyperlink w:anchor="__RefHeading___Toc45406_3199679052">
             <w:r>
               <w:rPr>
                 <w:webHidden/>
@@ -824,7 +824,7 @@
             </w:tabs>
             <w:rPr/>
           </w:pPr>
-          <w:hyperlink w:anchor="__RefHeading___Toc45408_4049217194">
+          <w:hyperlink w:anchor="__RefHeading___Toc45408_3199679052">
             <w:r>
               <w:rPr>
                 <w:webHidden/>
@@ -853,7 +853,7 @@
             </w:tabs>
             <w:rPr/>
           </w:pPr>
-          <w:hyperlink w:anchor="__RefHeading___Toc45410_4049217194">
+          <w:hyperlink w:anchor="__RefHeading___Toc45410_3199679052">
             <w:r>
               <w:rPr>
                 <w:webHidden/>
@@ -875,7 +875,7 @@
             </w:tabs>
             <w:rPr/>
           </w:pPr>
-          <w:hyperlink w:anchor="__RefHeading___Toc45412_4049217194">
+          <w:hyperlink w:anchor="__RefHeading___Toc45412_3199679052">
             <w:r>
               <w:rPr>
                 <w:webHidden/>
@@ -897,7 +897,7 @@
             </w:tabs>
             <w:rPr/>
           </w:pPr>
-          <w:hyperlink w:anchor="__RefHeading___Toc45414_4049217194">
+          <w:hyperlink w:anchor="__RefHeading___Toc45414_3199679052">
             <w:r>
               <w:rPr>
                 <w:webHidden/>
@@ -919,7 +919,7 @@
             </w:tabs>
             <w:rPr/>
           </w:pPr>
-          <w:hyperlink w:anchor="__RefHeading___Toc45416_4049217194">
+          <w:hyperlink w:anchor="__RefHeading___Toc45416_3199679052">
             <w:r>
               <w:rPr>
                 <w:webHidden/>
@@ -941,7 +941,7 @@
             </w:tabs>
             <w:rPr/>
           </w:pPr>
-          <w:hyperlink w:anchor="__RefHeading___Toc45418_4049217194">
+          <w:hyperlink w:anchor="__RefHeading___Toc45418_3199679052">
             <w:r>
               <w:rPr>
                 <w:webHidden/>
@@ -963,7 +963,7 @@
             </w:tabs>
             <w:rPr/>
           </w:pPr>
-          <w:hyperlink w:anchor="__RefHeading___Toc45420_4049217194">
+          <w:hyperlink w:anchor="__RefHeading___Toc45420_3199679052">
             <w:r>
               <w:rPr>
                 <w:webHidden/>
@@ -985,7 +985,7 @@
             </w:tabs>
             <w:rPr/>
           </w:pPr>
-          <w:hyperlink w:anchor="__RefHeading___Toc45422_4049217194">
+          <w:hyperlink w:anchor="__RefHeading___Toc45422_3199679052">
             <w:r>
               <w:rPr>
                 <w:webHidden/>
@@ -1007,7 +1007,7 @@
             </w:tabs>
             <w:rPr/>
           </w:pPr>
-          <w:hyperlink w:anchor="__RefHeading___Toc45424_4049217194">
+          <w:hyperlink w:anchor="__RefHeading___Toc45424_3199679052">
             <w:r>
               <w:rPr>
                 <w:webHidden/>
@@ -1029,7 +1029,7 @@
             </w:tabs>
             <w:rPr/>
           </w:pPr>
-          <w:hyperlink w:anchor="__RefHeading___Toc45426_4049217194">
+          <w:hyperlink w:anchor="__RefHeading___Toc45426_3199679052">
             <w:r>
               <w:rPr>
                 <w:webHidden/>
@@ -1051,7 +1051,7 @@
             </w:tabs>
             <w:rPr/>
           </w:pPr>
-          <w:hyperlink w:anchor="__RefHeading___Toc45428_4049217194">
+          <w:hyperlink w:anchor="__RefHeading___Toc45428_3199679052">
             <w:r>
               <w:rPr>
                 <w:webHidden/>
@@ -1073,7 +1073,7 @@
             </w:tabs>
             <w:rPr/>
           </w:pPr>
-          <w:hyperlink w:anchor="__RefHeading___Toc45430_4049217194">
+          <w:hyperlink w:anchor="__RefHeading___Toc45430_3199679052">
             <w:r>
               <w:rPr>
                 <w:webHidden/>
@@ -1095,7 +1095,7 @@
             </w:tabs>
             <w:rPr/>
           </w:pPr>
-          <w:hyperlink w:anchor="__RefHeading___Toc45432_4049217194">
+          <w:hyperlink w:anchor="__RefHeading___Toc45432_3199679052">
             <w:r>
               <w:rPr>
                 <w:webHidden/>
@@ -1117,7 +1117,7 @@
             </w:tabs>
             <w:rPr/>
           </w:pPr>
-          <w:hyperlink w:anchor="__RefHeading___Toc45434_4049217194">
+          <w:hyperlink w:anchor="__RefHeading___Toc45434_3199679052">
             <w:r>
               <w:rPr>
                 <w:webHidden/>
@@ -1139,7 +1139,7 @@
             </w:tabs>
             <w:rPr/>
           </w:pPr>
-          <w:hyperlink w:anchor="__RefHeading___Toc45436_4049217194">
+          <w:hyperlink w:anchor="__RefHeading___Toc45436_3199679052">
             <w:r>
               <w:rPr>
                 <w:webHidden/>
@@ -1161,7 +1161,7 @@
             </w:tabs>
             <w:rPr/>
           </w:pPr>
-          <w:hyperlink w:anchor="__RefHeading___Toc45438_4049217194">
+          <w:hyperlink w:anchor="__RefHeading___Toc45438_3199679052">
             <w:r>
               <w:rPr>
                 <w:webHidden/>
@@ -1183,7 +1183,7 @@
             </w:tabs>
             <w:rPr/>
           </w:pPr>
-          <w:hyperlink w:anchor="__RefHeading___Toc45440_4049217194">
+          <w:hyperlink w:anchor="__RefHeading___Toc45440_3199679052">
             <w:r>
               <w:rPr>
                 <w:webHidden/>
@@ -1205,7 +1205,7 @@
             </w:tabs>
             <w:rPr/>
           </w:pPr>
-          <w:hyperlink w:anchor="__RefHeading___Toc45442_4049217194">
+          <w:hyperlink w:anchor="__RefHeading___Toc45442_3199679052">
             <w:r>
               <w:rPr>
                 <w:webHidden/>
@@ -1227,7 +1227,7 @@
             </w:tabs>
             <w:rPr/>
           </w:pPr>
-          <w:hyperlink w:anchor="__RefHeading___Toc45444_4049217194">
+          <w:hyperlink w:anchor="__RefHeading___Toc45444_3199679052">
             <w:r>
               <w:rPr>
                 <w:webHidden/>
@@ -1249,7 +1249,7 @@
             </w:tabs>
             <w:rPr/>
           </w:pPr>
-          <w:hyperlink w:anchor="__RefHeading___Toc45446_4049217194">
+          <w:hyperlink w:anchor="__RefHeading___Toc45446_3199679052">
             <w:r>
               <w:rPr>
                 <w:webHidden/>
@@ -1271,7 +1271,7 @@
             </w:tabs>
             <w:rPr/>
           </w:pPr>
-          <w:hyperlink w:anchor="__RefHeading___Toc45448_4049217194">
+          <w:hyperlink w:anchor="__RefHeading___Toc45448_3199679052">
             <w:r>
               <w:rPr>
                 <w:webHidden/>
@@ -1293,7 +1293,7 @@
             </w:tabs>
             <w:rPr/>
           </w:pPr>
-          <w:hyperlink w:anchor="__RefHeading___Toc45450_4049217194">
+          <w:hyperlink w:anchor="__RefHeading___Toc45450_3199679052">
             <w:r>
               <w:rPr>
                 <w:webHidden/>
@@ -1315,7 +1315,7 @@
             </w:tabs>
             <w:rPr/>
           </w:pPr>
-          <w:hyperlink w:anchor="__RefHeading___Toc45452_4049217194">
+          <w:hyperlink w:anchor="__RefHeading___Toc45452_3199679052">
             <w:r>
               <w:rPr>
                 <w:webHidden/>
@@ -1337,7 +1337,7 @@
             </w:tabs>
             <w:rPr/>
           </w:pPr>
-          <w:hyperlink w:anchor="__RefHeading___Toc45454_4049217194">
+          <w:hyperlink w:anchor="__RefHeading___Toc45454_3199679052">
             <w:r>
               <w:rPr>
                 <w:webHidden/>
@@ -1359,7 +1359,7 @@
             </w:tabs>
             <w:rPr/>
           </w:pPr>
-          <w:hyperlink w:anchor="__RefHeading___Toc45456_4049217194">
+          <w:hyperlink w:anchor="__RefHeading___Toc45456_3199679052">
             <w:r>
               <w:rPr>
                 <w:webHidden/>
@@ -1381,7 +1381,7 @@
             </w:tabs>
             <w:rPr/>
           </w:pPr>
-          <w:hyperlink w:anchor="__RefHeading___Toc45458_4049217194">
+          <w:hyperlink w:anchor="__RefHeading___Toc45458_3199679052">
             <w:r>
               <w:rPr>
                 <w:webHidden/>
@@ -1403,7 +1403,7 @@
             </w:tabs>
             <w:rPr/>
           </w:pPr>
-          <w:hyperlink w:anchor="__RefHeading___Toc45460_4049217194">
+          <w:hyperlink w:anchor="__RefHeading___Toc45460_3199679052">
             <w:r>
               <w:rPr>
                 <w:webHidden/>
@@ -1425,7 +1425,7 @@
             </w:tabs>
             <w:rPr/>
           </w:pPr>
-          <w:hyperlink w:anchor="__RefHeading___Toc45462_4049217194">
+          <w:hyperlink w:anchor="__RefHeading___Toc45462_3199679052">
             <w:r>
               <w:rPr>
                 <w:webHidden/>
@@ -1447,7 +1447,7 @@
             </w:tabs>
             <w:rPr/>
           </w:pPr>
-          <w:hyperlink w:anchor="__RefHeading___Toc45464_4049217194">
+          <w:hyperlink w:anchor="__RefHeading___Toc45464_3199679052">
             <w:r>
               <w:rPr>
                 <w:webHidden/>
@@ -1469,7 +1469,7 @@
             </w:tabs>
             <w:rPr/>
           </w:pPr>
-          <w:hyperlink w:anchor="__RefHeading___Toc45466_4049217194">
+          <w:hyperlink w:anchor="__RefHeading___Toc45466_3199679052">
             <w:r>
               <w:rPr>
                 <w:webHidden/>
@@ -1491,7 +1491,7 @@
             </w:tabs>
             <w:rPr/>
           </w:pPr>
-          <w:hyperlink w:anchor="__RefHeading___Toc45468_4049217194">
+          <w:hyperlink w:anchor="__RefHeading___Toc45468_3199679052">
             <w:r>
               <w:rPr>
                 <w:webHidden/>
@@ -1513,7 +1513,7 @@
             </w:tabs>
             <w:rPr/>
           </w:pPr>
-          <w:hyperlink w:anchor="__RefHeading___Toc45470_4049217194">
+          <w:hyperlink w:anchor="__RefHeading___Toc45470_3199679052">
             <w:r>
               <w:rPr>
                 <w:webHidden/>
@@ -1535,7 +1535,7 @@
             </w:tabs>
             <w:rPr/>
           </w:pPr>
-          <w:hyperlink w:anchor="__RefHeading___Toc45472_4049217194">
+          <w:hyperlink w:anchor="__RefHeading___Toc45472_3199679052">
             <w:r>
               <w:rPr>
                 <w:webHidden/>
@@ -1557,7 +1557,7 @@
             </w:tabs>
             <w:rPr/>
           </w:pPr>
-          <w:hyperlink w:anchor="__RefHeading___Toc45474_4049217194">
+          <w:hyperlink w:anchor="__RefHeading___Toc45474_3199679052">
             <w:r>
               <w:rPr>
                 <w:webHidden/>
@@ -1579,7 +1579,7 @@
             </w:tabs>
             <w:rPr/>
           </w:pPr>
-          <w:hyperlink w:anchor="__RefHeading___Toc45476_4049217194">
+          <w:hyperlink w:anchor="__RefHeading___Toc45476_3199679052">
             <w:r>
               <w:rPr>
                 <w:webHidden/>
@@ -1601,7 +1601,7 @@
             </w:tabs>
             <w:rPr/>
           </w:pPr>
-          <w:hyperlink w:anchor="__RefHeading___Toc45478_4049217194">
+          <w:hyperlink w:anchor="__RefHeading___Toc45478_3199679052">
             <w:r>
               <w:rPr>
                 <w:webHidden/>
@@ -1649,7 +1649,7 @@
       <w:r>
         <w:br w:type="page"/>
       </w:r>
-      <w:bookmarkStart w:id="0" w:name="__RefHeading___Toc45406_4049217194"/>
+      <w:bookmarkStart w:id="0" w:name="__RefHeading___Toc45406_3199679052"/>
       <w:bookmarkStart w:id="1" w:name="_Toc48319687"/>
       <w:bookmarkStart w:id="2" w:name="_Toc11824118"/>
       <w:bookmarkEnd w:id="0"/>
@@ -2294,7 +2294,7 @@
           <w:spacing w:val="0"/>
         </w:rPr>
       </w:pPr>
-      <w:bookmarkStart w:id="4" w:name="__RefHeading___Toc45408_4049217194"/>
+      <w:bookmarkStart w:id="4" w:name="__RefHeading___Toc45408_3199679052"/>
       <w:bookmarkStart w:id="5" w:name="_Toc233203388"/>
       <w:bookmarkEnd w:id="4"/>
       <w:r>
@@ -3441,7 +3441,7 @@
         <w:pageBreakBefore w:val="false"/>
         <w:rPr/>
       </w:pPr>
-      <w:bookmarkStart w:id="6" w:name="__RefHeading___Toc45410_4049217194"/>
+      <w:bookmarkStart w:id="6" w:name="__RefHeading___Toc45410_3199679052"/>
       <w:bookmarkEnd w:id="6"/>
       <w:r>
         <w:rPr>
@@ -3578,7 +3578,7 @@
         <w:pStyle w:val="Heading1"/>
         <w:rPr/>
       </w:pPr>
-      <w:bookmarkStart w:id="7" w:name="__RefHeading___Toc45412_4049217194"/>
+      <w:bookmarkStart w:id="7" w:name="__RefHeading___Toc45412_3199679052"/>
       <w:bookmarkEnd w:id="7"/>
       <w:r>
         <w:rPr>
@@ -3595,7 +3595,7 @@
         <w:pStyle w:val="Heading2"/>
         <w:rPr/>
       </w:pPr>
-      <w:bookmarkStart w:id="8" w:name="__RefHeading___Toc45414_4049217194"/>
+      <w:bookmarkStart w:id="8" w:name="__RefHeading___Toc45414_3199679052"/>
       <w:bookmarkEnd w:id="8"/>
       <w:r>
         <w:rPr>
@@ -3717,7 +3717,7 @@
         <w:pStyle w:val="Heading2"/>
         <w:rPr/>
       </w:pPr>
-      <w:bookmarkStart w:id="9" w:name="__RefHeading___Toc45416_4049217194"/>
+      <w:bookmarkStart w:id="9" w:name="__RefHeading___Toc45416_3199679052"/>
       <w:bookmarkEnd w:id="9"/>
       <w:r>
         <w:rPr>
@@ -3813,7 +3813,7 @@
         <w:pStyle w:val="Heading1"/>
         <w:rPr/>
       </w:pPr>
-      <w:bookmarkStart w:id="10" w:name="__RefHeading___Toc45418_4049217194"/>
+      <w:bookmarkStart w:id="10" w:name="__RefHeading___Toc45418_3199679052"/>
       <w:bookmarkEnd w:id="10"/>
       <w:r>
         <w:rPr>
@@ -3882,7 +3882,7 @@
         <w:pStyle w:val="Heading1"/>
         <w:rPr/>
       </w:pPr>
-      <w:bookmarkStart w:id="11" w:name="__RefHeading___Toc45420_4049217194"/>
+      <w:bookmarkStart w:id="11" w:name="__RefHeading___Toc45420_3199679052"/>
       <w:bookmarkEnd w:id="11"/>
       <w:r>
         <w:rPr>
@@ -3917,7 +3917,7 @@
         <w:pStyle w:val="Heading1"/>
         <w:rPr/>
       </w:pPr>
-      <w:bookmarkStart w:id="12" w:name="__RefHeading___Toc45422_4049217194"/>
+      <w:bookmarkStart w:id="12" w:name="__RefHeading___Toc45422_3199679052"/>
       <w:bookmarkEnd w:id="12"/>
       <w:r>
         <w:rPr>
@@ -3934,7 +3934,7 @@
         <w:pStyle w:val="Heading2"/>
         <w:rPr/>
       </w:pPr>
-      <w:bookmarkStart w:id="13" w:name="__RefHeading___Toc45424_4049217194"/>
+      <w:bookmarkStart w:id="13" w:name="__RefHeading___Toc45424_3199679052"/>
       <w:bookmarkEnd w:id="13"/>
       <w:r>
         <w:rPr>
@@ -4008,7 +4008,7 @@
         <w:pStyle w:val="Heading2"/>
         <w:rPr/>
       </w:pPr>
-      <w:bookmarkStart w:id="14" w:name="__RefHeading___Toc45426_4049217194"/>
+      <w:bookmarkStart w:id="14" w:name="__RefHeading___Toc45426_3199679052"/>
       <w:bookmarkEnd w:id="14"/>
       <w:r>
         <w:rPr>
@@ -4040,7 +4040,7 @@
         <w:pStyle w:val="Heading2"/>
         <w:rPr/>
       </w:pPr>
-      <w:bookmarkStart w:id="15" w:name="__RefHeading___Toc45428_4049217194"/>
+      <w:bookmarkStart w:id="15" w:name="__RefHeading___Toc45428_3199679052"/>
       <w:bookmarkEnd w:id="15"/>
       <w:r>
         <w:rPr>
@@ -4072,7 +4072,7 @@
         <w:pStyle w:val="Heading2"/>
         <w:rPr/>
       </w:pPr>
-      <w:bookmarkStart w:id="16" w:name="__RefHeading___Toc45430_4049217194"/>
+      <w:bookmarkStart w:id="16" w:name="__RefHeading___Toc45430_3199679052"/>
       <w:bookmarkEnd w:id="16"/>
       <w:r>
         <w:rPr>
@@ -4146,7 +4146,7 @@
         <w:pStyle w:val="Heading2"/>
         <w:rPr/>
       </w:pPr>
-      <w:bookmarkStart w:id="17" w:name="__RefHeading___Toc45432_4049217194"/>
+      <w:bookmarkStart w:id="17" w:name="__RefHeading___Toc45432_3199679052"/>
       <w:bookmarkEnd w:id="17"/>
       <w:r>
         <w:rPr>
@@ -4273,7 +4273,7 @@
         <w:pStyle w:val="Heading2"/>
         <w:rPr/>
       </w:pPr>
-      <w:bookmarkStart w:id="18" w:name="__RefHeading___Toc45434_4049217194"/>
+      <w:bookmarkStart w:id="18" w:name="__RefHeading___Toc45434_3199679052"/>
       <w:bookmarkEnd w:id="18"/>
       <w:r>
         <w:rPr>
@@ -4308,7 +4308,7 @@
         <w:pStyle w:val="Heading1"/>
         <w:rPr/>
       </w:pPr>
-      <w:bookmarkStart w:id="19" w:name="__RefHeading___Toc45436_4049217194"/>
+      <w:bookmarkStart w:id="19" w:name="__RefHeading___Toc45436_3199679052"/>
       <w:bookmarkEnd w:id="19"/>
       <w:r>
         <w:rPr>
@@ -4325,7 +4325,7 @@
         <w:pStyle w:val="Heading2"/>
         <w:rPr/>
       </w:pPr>
-      <w:bookmarkStart w:id="20" w:name="__RefHeading___Toc45438_4049217194"/>
+      <w:bookmarkStart w:id="20" w:name="__RefHeading___Toc45438_3199679052"/>
       <w:bookmarkEnd w:id="20"/>
       <w:r>
         <w:rPr>
@@ -4380,7 +4380,7 @@
         <w:pStyle w:val="Heading2"/>
         <w:rPr/>
       </w:pPr>
-      <w:bookmarkStart w:id="21" w:name="__RefHeading___Toc45440_4049217194"/>
+      <w:bookmarkStart w:id="21" w:name="__RefHeading___Toc45440_3199679052"/>
       <w:bookmarkEnd w:id="21"/>
       <w:r>
         <w:rPr>
@@ -4412,7 +4412,7 @@
         <w:pStyle w:val="Heading2"/>
         <w:rPr/>
       </w:pPr>
-      <w:bookmarkStart w:id="22" w:name="__RefHeading___Toc45442_4049217194"/>
+      <w:bookmarkStart w:id="22" w:name="__RefHeading___Toc45442_3199679052"/>
       <w:bookmarkEnd w:id="22"/>
       <w:r>
         <w:rPr>
@@ -4444,7 +4444,7 @@
         <w:pStyle w:val="Heading2"/>
         <w:rPr/>
       </w:pPr>
-      <w:bookmarkStart w:id="23" w:name="__RefHeading___Toc45444_4049217194"/>
+      <w:bookmarkStart w:id="23" w:name="__RefHeading___Toc45444_3199679052"/>
       <w:bookmarkEnd w:id="23"/>
       <w:r>
         <w:rPr>
@@ -4479,7 +4479,7 @@
         <w:pStyle w:val="Heading1"/>
         <w:rPr/>
       </w:pPr>
-      <w:bookmarkStart w:id="24" w:name="__RefHeading___Toc45446_4049217194"/>
+      <w:bookmarkStart w:id="24" w:name="__RefHeading___Toc45446_3199679052"/>
       <w:bookmarkEnd w:id="24"/>
       <w:r>
         <w:rPr>
@@ -4556,7 +4556,7 @@
         <w:pStyle w:val="Heading1"/>
         <w:rPr/>
       </w:pPr>
-      <w:bookmarkStart w:id="25" w:name="__RefHeading___Toc45448_4049217194"/>
+      <w:bookmarkStart w:id="25" w:name="__RefHeading___Toc45448_3199679052"/>
       <w:bookmarkEnd w:id="25"/>
       <w:r>
         <w:rPr>
@@ -4652,7 +4652,7 @@
         <w:pStyle w:val="Heading1"/>
         <w:rPr/>
       </w:pPr>
-      <w:bookmarkStart w:id="26" w:name="__RefHeading___Toc45450_4049217194"/>
+      <w:bookmarkStart w:id="26" w:name="__RefHeading___Toc45450_3199679052"/>
       <w:bookmarkEnd w:id="26"/>
       <w:r>
         <w:rPr>
@@ -4748,7 +4748,7 @@
         <w:pStyle w:val="Heading1"/>
         <w:rPr/>
       </w:pPr>
-      <w:bookmarkStart w:id="27" w:name="__RefHeading___Toc45452_4049217194"/>
+      <w:bookmarkStart w:id="27" w:name="__RefHeading___Toc45452_3199679052"/>
       <w:bookmarkEnd w:id="27"/>
       <w:r>
         <w:rPr>
@@ -4863,7 +4863,7 @@
         <w:pStyle w:val="Heading1"/>
         <w:rPr/>
       </w:pPr>
-      <w:bookmarkStart w:id="28" w:name="__RefHeading___Toc45454_4049217194"/>
+      <w:bookmarkStart w:id="28" w:name="__RefHeading___Toc45454_3199679052"/>
       <w:bookmarkEnd w:id="28"/>
       <w:r>
         <w:rPr>
@@ -4993,7 +4993,7 @@
         <w:pStyle w:val="Heading1"/>
         <w:rPr/>
       </w:pPr>
-      <w:bookmarkStart w:id="29" w:name="__RefHeading___Toc45456_4049217194"/>
+      <w:bookmarkStart w:id="29" w:name="__RefHeading___Toc45456_3199679052"/>
       <w:bookmarkEnd w:id="29"/>
       <w:r>
         <w:rPr>
@@ -5089,7 +5089,7 @@
         <w:pStyle w:val="Heading1"/>
         <w:rPr/>
       </w:pPr>
-      <w:bookmarkStart w:id="30" w:name="__RefHeading___Toc45458_4049217194"/>
+      <w:bookmarkStart w:id="30" w:name="__RefHeading___Toc45458_3199679052"/>
       <w:bookmarkEnd w:id="30"/>
       <w:r>
         <w:rPr>
@@ -5597,7 +5597,7 @@
       <w:r>
         <w:br w:type="page"/>
       </w:r>
-      <w:bookmarkStart w:id="31" w:name="__RefHeading___Toc45460_4049217194"/>
+      <w:bookmarkStart w:id="31" w:name="__RefHeading___Toc45460_3199679052"/>
       <w:bookmarkEnd w:id="31"/>
       <w:r>
         <w:rPr>
@@ -5614,7 +5614,7 @@
         <w:pStyle w:val="Heading2"/>
         <w:rPr/>
       </w:pPr>
-      <w:bookmarkStart w:id="32" w:name="__RefHeading___Toc45462_4049217194"/>
+      <w:bookmarkStart w:id="32" w:name="__RefHeading___Toc45462_3199679052"/>
       <w:bookmarkEnd w:id="32"/>
       <w:r>
         <w:rPr>
@@ -6052,7 +6052,7 @@
         <w:pStyle w:val="Heading2"/>
         <w:rPr/>
       </w:pPr>
-      <w:bookmarkStart w:id="33" w:name="__RefHeading___Toc45464_4049217194"/>
+      <w:bookmarkStart w:id="33" w:name="__RefHeading___Toc45464_3199679052"/>
       <w:bookmarkEnd w:id="33"/>
       <w:r>
         <w:rPr>
@@ -7127,7 +7127,7 @@
       <w:r>
         <w:br w:type="page"/>
       </w:r>
-      <w:bookmarkStart w:id="34" w:name="__RefHeading___Toc45466_4049217194"/>
+      <w:bookmarkStart w:id="34" w:name="__RefHeading___Toc45466_3199679052"/>
       <w:bookmarkEnd w:id="34"/>
       <w:r>
         <w:rPr>
@@ -7144,7 +7144,7 @@
         <w:pStyle w:val="Heading2"/>
         <w:rPr/>
       </w:pPr>
-      <w:bookmarkStart w:id="35" w:name="__RefHeading___Toc45468_4049217194"/>
+      <w:bookmarkStart w:id="35" w:name="__RefHeading___Toc45468_3199679052"/>
       <w:bookmarkEnd w:id="35"/>
       <w:r>
         <w:rPr>
@@ -7256,7 +7256,7 @@
         <w:pStyle w:val="Heading2"/>
         <w:rPr/>
       </w:pPr>
-      <w:bookmarkStart w:id="36" w:name="__RefHeading___Toc45470_4049217194"/>
+      <w:bookmarkStart w:id="36" w:name="__RefHeading___Toc45470_3199679052"/>
       <w:bookmarkEnd w:id="36"/>
       <w:r>
         <w:rPr>
@@ -7311,7 +7311,7 @@
         <w:pStyle w:val="Heading2"/>
         <w:rPr/>
       </w:pPr>
-      <w:bookmarkStart w:id="37" w:name="__RefHeading___Toc45472_4049217194"/>
+      <w:bookmarkStart w:id="37" w:name="__RefHeading___Toc45472_3199679052"/>
       <w:bookmarkEnd w:id="37"/>
       <w:r>
         <w:rPr>
@@ -7442,7 +7442,7 @@
         <w:pStyle w:val="Heading2"/>
         <w:rPr/>
       </w:pPr>
-      <w:bookmarkStart w:id="38" w:name="__RefHeading___Toc45474_4049217194"/>
+      <w:bookmarkStart w:id="38" w:name="__RefHeading___Toc45474_3199679052"/>
       <w:bookmarkEnd w:id="38"/>
       <w:r>
         <w:rPr>
@@ -7557,7 +7557,7 @@
         <w:pStyle w:val="Heading1"/>
         <w:rPr/>
       </w:pPr>
-      <w:bookmarkStart w:id="39" w:name="__RefHeading___Toc45476_4049217194"/>
+      <w:bookmarkStart w:id="39" w:name="__RefHeading___Toc45476_3199679052"/>
       <w:bookmarkEnd w:id="39"/>
       <w:r>
         <w:rPr>
@@ -8554,7 +8554,7 @@
           <w:spacing w:val="0"/>
         </w:rPr>
       </w:pPr>
-      <w:bookmarkStart w:id="40" w:name="__RefHeading___Toc45478_4049217194"/>
+      <w:bookmarkStart w:id="40" w:name="__RefHeading___Toc45478_3199679052"/>
       <w:bookmarkStart w:id="41" w:name="_Toc233203395"/>
       <w:bookmarkEnd w:id="40"/>
       <w:r>

--- a/docs/package/03_Contracts/iNXT_BrokerVerse_Data_Processing_Agreement.docx
+++ b/docs/package/03_Contracts/iNXT_BrokerVerse_Data_Processing_Agreement.docx
@@ -789,7 +789,7 @@
             </w:rPr>
             <w:fldChar w:fldCharType="separate"/>
           </w:r>
-          <w:hyperlink w:anchor="__RefHeading___Toc45406_3199679052">
+          <w:hyperlink w:anchor="__RefHeading___Toc23949_3066934455">
             <w:r>
               <w:rPr>
                 <w:webHidden/>
@@ -824,7 +824,7 @@
             </w:tabs>
             <w:rPr/>
           </w:pPr>
-          <w:hyperlink w:anchor="__RefHeading___Toc45408_3199679052">
+          <w:hyperlink w:anchor="__RefHeading___Toc23951_3066934455">
             <w:r>
               <w:rPr>
                 <w:webHidden/>
@@ -853,7 +853,7 @@
             </w:tabs>
             <w:rPr/>
           </w:pPr>
-          <w:hyperlink w:anchor="__RefHeading___Toc45410_3199679052">
+          <w:hyperlink w:anchor="__RefHeading___Toc23953_3066934455">
             <w:r>
               <w:rPr>
                 <w:webHidden/>
@@ -875,7 +875,7 @@
             </w:tabs>
             <w:rPr/>
           </w:pPr>
-          <w:hyperlink w:anchor="__RefHeading___Toc45412_3199679052">
+          <w:hyperlink w:anchor="__RefHeading___Toc23955_3066934455">
             <w:r>
               <w:rPr>
                 <w:webHidden/>
@@ -897,7 +897,7 @@
             </w:tabs>
             <w:rPr/>
           </w:pPr>
-          <w:hyperlink w:anchor="__RefHeading___Toc45414_3199679052">
+          <w:hyperlink w:anchor="__RefHeading___Toc23957_3066934455">
             <w:r>
               <w:rPr>
                 <w:webHidden/>
@@ -919,7 +919,7 @@
             </w:tabs>
             <w:rPr/>
           </w:pPr>
-          <w:hyperlink w:anchor="__RefHeading___Toc45416_3199679052">
+          <w:hyperlink w:anchor="__RefHeading___Toc23959_3066934455">
             <w:r>
               <w:rPr>
                 <w:webHidden/>
@@ -941,7 +941,7 @@
             </w:tabs>
             <w:rPr/>
           </w:pPr>
-          <w:hyperlink w:anchor="__RefHeading___Toc45418_3199679052">
+          <w:hyperlink w:anchor="__RefHeading___Toc23961_3066934455">
             <w:r>
               <w:rPr>
                 <w:webHidden/>
@@ -963,7 +963,7 @@
             </w:tabs>
             <w:rPr/>
           </w:pPr>
-          <w:hyperlink w:anchor="__RefHeading___Toc45420_3199679052">
+          <w:hyperlink w:anchor="__RefHeading___Toc23963_3066934455">
             <w:r>
               <w:rPr>
                 <w:webHidden/>
@@ -985,7 +985,7 @@
             </w:tabs>
             <w:rPr/>
           </w:pPr>
-          <w:hyperlink w:anchor="__RefHeading___Toc45422_3199679052">
+          <w:hyperlink w:anchor="__RefHeading___Toc23965_3066934455">
             <w:r>
               <w:rPr>
                 <w:webHidden/>
@@ -1007,7 +1007,7 @@
             </w:tabs>
             <w:rPr/>
           </w:pPr>
-          <w:hyperlink w:anchor="__RefHeading___Toc45424_3199679052">
+          <w:hyperlink w:anchor="__RefHeading___Toc23967_3066934455">
             <w:r>
               <w:rPr>
                 <w:webHidden/>
@@ -1029,7 +1029,7 @@
             </w:tabs>
             <w:rPr/>
           </w:pPr>
-          <w:hyperlink w:anchor="__RefHeading___Toc45426_3199679052">
+          <w:hyperlink w:anchor="__RefHeading___Toc23969_3066934455">
             <w:r>
               <w:rPr>
                 <w:webHidden/>
@@ -1051,7 +1051,7 @@
             </w:tabs>
             <w:rPr/>
           </w:pPr>
-          <w:hyperlink w:anchor="__RefHeading___Toc45428_3199679052">
+          <w:hyperlink w:anchor="__RefHeading___Toc23971_3066934455">
             <w:r>
               <w:rPr>
                 <w:webHidden/>
@@ -1073,7 +1073,7 @@
             </w:tabs>
             <w:rPr/>
           </w:pPr>
-          <w:hyperlink w:anchor="__RefHeading___Toc45430_3199679052">
+          <w:hyperlink w:anchor="__RefHeading___Toc23973_3066934455">
             <w:r>
               <w:rPr>
                 <w:webHidden/>
@@ -1095,7 +1095,7 @@
             </w:tabs>
             <w:rPr/>
           </w:pPr>
-          <w:hyperlink w:anchor="__RefHeading___Toc45432_3199679052">
+          <w:hyperlink w:anchor="__RefHeading___Toc23975_3066934455">
             <w:r>
               <w:rPr>
                 <w:webHidden/>
@@ -1117,7 +1117,7 @@
             </w:tabs>
             <w:rPr/>
           </w:pPr>
-          <w:hyperlink w:anchor="__RefHeading___Toc45434_3199679052">
+          <w:hyperlink w:anchor="__RefHeading___Toc23977_3066934455">
             <w:r>
               <w:rPr>
                 <w:webHidden/>
@@ -1139,7 +1139,7 @@
             </w:tabs>
             <w:rPr/>
           </w:pPr>
-          <w:hyperlink w:anchor="__RefHeading___Toc45436_3199679052">
+          <w:hyperlink w:anchor="__RefHeading___Toc23979_3066934455">
             <w:r>
               <w:rPr>
                 <w:webHidden/>
@@ -1161,7 +1161,7 @@
             </w:tabs>
             <w:rPr/>
           </w:pPr>
-          <w:hyperlink w:anchor="__RefHeading___Toc45438_3199679052">
+          <w:hyperlink w:anchor="__RefHeading___Toc23981_3066934455">
             <w:r>
               <w:rPr>
                 <w:webHidden/>
@@ -1183,7 +1183,7 @@
             </w:tabs>
             <w:rPr/>
           </w:pPr>
-          <w:hyperlink w:anchor="__RefHeading___Toc45440_3199679052">
+          <w:hyperlink w:anchor="__RefHeading___Toc23983_3066934455">
             <w:r>
               <w:rPr>
                 <w:webHidden/>
@@ -1205,7 +1205,7 @@
             </w:tabs>
             <w:rPr/>
           </w:pPr>
-          <w:hyperlink w:anchor="__RefHeading___Toc45442_3199679052">
+          <w:hyperlink w:anchor="__RefHeading___Toc23985_3066934455">
             <w:r>
               <w:rPr>
                 <w:webHidden/>
@@ -1227,7 +1227,7 @@
             </w:tabs>
             <w:rPr/>
           </w:pPr>
-          <w:hyperlink w:anchor="__RefHeading___Toc45444_3199679052">
+          <w:hyperlink w:anchor="__RefHeading___Toc23987_3066934455">
             <w:r>
               <w:rPr>
                 <w:webHidden/>
@@ -1249,7 +1249,7 @@
             </w:tabs>
             <w:rPr/>
           </w:pPr>
-          <w:hyperlink w:anchor="__RefHeading___Toc45446_3199679052">
+          <w:hyperlink w:anchor="__RefHeading___Toc23989_3066934455">
             <w:r>
               <w:rPr>
                 <w:webHidden/>
@@ -1271,7 +1271,7 @@
             </w:tabs>
             <w:rPr/>
           </w:pPr>
-          <w:hyperlink w:anchor="__RefHeading___Toc45448_3199679052">
+          <w:hyperlink w:anchor="__RefHeading___Toc23991_3066934455">
             <w:r>
               <w:rPr>
                 <w:webHidden/>
@@ -1293,7 +1293,7 @@
             </w:tabs>
             <w:rPr/>
           </w:pPr>
-          <w:hyperlink w:anchor="__RefHeading___Toc45450_3199679052">
+          <w:hyperlink w:anchor="__RefHeading___Toc23993_3066934455">
             <w:r>
               <w:rPr>
                 <w:webHidden/>
@@ -1315,7 +1315,7 @@
             </w:tabs>
             <w:rPr/>
           </w:pPr>
-          <w:hyperlink w:anchor="__RefHeading___Toc45452_3199679052">
+          <w:hyperlink w:anchor="__RefHeading___Toc23995_3066934455">
             <w:r>
               <w:rPr>
                 <w:webHidden/>
@@ -1337,7 +1337,7 @@
             </w:tabs>
             <w:rPr/>
           </w:pPr>
-          <w:hyperlink w:anchor="__RefHeading___Toc45454_3199679052">
+          <w:hyperlink w:anchor="__RefHeading___Toc23997_3066934455">
             <w:r>
               <w:rPr>
                 <w:webHidden/>
@@ -1359,7 +1359,7 @@
             </w:tabs>
             <w:rPr/>
           </w:pPr>
-          <w:hyperlink w:anchor="__RefHeading___Toc45456_3199679052">
+          <w:hyperlink w:anchor="__RefHeading___Toc23999_3066934455">
             <w:r>
               <w:rPr>
                 <w:webHidden/>
@@ -1381,7 +1381,7 @@
             </w:tabs>
             <w:rPr/>
           </w:pPr>
-          <w:hyperlink w:anchor="__RefHeading___Toc45458_3199679052">
+          <w:hyperlink w:anchor="__RefHeading___Toc24001_3066934455">
             <w:r>
               <w:rPr>
                 <w:webHidden/>
@@ -1403,7 +1403,7 @@
             </w:tabs>
             <w:rPr/>
           </w:pPr>
-          <w:hyperlink w:anchor="__RefHeading___Toc45460_3199679052">
+          <w:hyperlink w:anchor="__RefHeading___Toc24003_3066934455">
             <w:r>
               <w:rPr>
                 <w:webHidden/>
@@ -1425,7 +1425,7 @@
             </w:tabs>
             <w:rPr/>
           </w:pPr>
-          <w:hyperlink w:anchor="__RefHeading___Toc45462_3199679052">
+          <w:hyperlink w:anchor="__RefHeading___Toc24005_3066934455">
             <w:r>
               <w:rPr>
                 <w:webHidden/>
@@ -1447,7 +1447,7 @@
             </w:tabs>
             <w:rPr/>
           </w:pPr>
-          <w:hyperlink w:anchor="__RefHeading___Toc45464_3199679052">
+          <w:hyperlink w:anchor="__RefHeading___Toc24007_3066934455">
             <w:r>
               <w:rPr>
                 <w:webHidden/>
@@ -1469,7 +1469,7 @@
             </w:tabs>
             <w:rPr/>
           </w:pPr>
-          <w:hyperlink w:anchor="__RefHeading___Toc45466_3199679052">
+          <w:hyperlink w:anchor="__RefHeading___Toc24009_3066934455">
             <w:r>
               <w:rPr>
                 <w:webHidden/>
@@ -1491,7 +1491,7 @@
             </w:tabs>
             <w:rPr/>
           </w:pPr>
-          <w:hyperlink w:anchor="__RefHeading___Toc45468_3199679052">
+          <w:hyperlink w:anchor="__RefHeading___Toc24011_3066934455">
             <w:r>
               <w:rPr>
                 <w:webHidden/>
@@ -1513,7 +1513,7 @@
             </w:tabs>
             <w:rPr/>
           </w:pPr>
-          <w:hyperlink w:anchor="__RefHeading___Toc45470_3199679052">
+          <w:hyperlink w:anchor="__RefHeading___Toc24013_3066934455">
             <w:r>
               <w:rPr>
                 <w:webHidden/>
@@ -1535,7 +1535,7 @@
             </w:tabs>
             <w:rPr/>
           </w:pPr>
-          <w:hyperlink w:anchor="__RefHeading___Toc45472_3199679052">
+          <w:hyperlink w:anchor="__RefHeading___Toc24015_3066934455">
             <w:r>
               <w:rPr>
                 <w:webHidden/>
@@ -1557,7 +1557,7 @@
             </w:tabs>
             <w:rPr/>
           </w:pPr>
-          <w:hyperlink w:anchor="__RefHeading___Toc45474_3199679052">
+          <w:hyperlink w:anchor="__RefHeading___Toc24017_3066934455">
             <w:r>
               <w:rPr>
                 <w:webHidden/>
@@ -1579,7 +1579,7 @@
             </w:tabs>
             <w:rPr/>
           </w:pPr>
-          <w:hyperlink w:anchor="__RefHeading___Toc45476_3199679052">
+          <w:hyperlink w:anchor="__RefHeading___Toc24019_3066934455">
             <w:r>
               <w:rPr>
                 <w:webHidden/>
@@ -1601,7 +1601,7 @@
             </w:tabs>
             <w:rPr/>
           </w:pPr>
-          <w:hyperlink w:anchor="__RefHeading___Toc45478_3199679052">
+          <w:hyperlink w:anchor="__RefHeading___Toc24021_3066934455">
             <w:r>
               <w:rPr>
                 <w:webHidden/>
@@ -1649,7 +1649,7 @@
       <w:r>
         <w:br w:type="page"/>
       </w:r>
-      <w:bookmarkStart w:id="0" w:name="__RefHeading___Toc45406_3199679052"/>
+      <w:bookmarkStart w:id="0" w:name="__RefHeading___Toc23949_3066934455"/>
       <w:bookmarkStart w:id="1" w:name="_Toc48319687"/>
       <w:bookmarkStart w:id="2" w:name="_Toc11824118"/>
       <w:bookmarkEnd w:id="0"/>
@@ -2294,7 +2294,7 @@
           <w:spacing w:val="0"/>
         </w:rPr>
       </w:pPr>
-      <w:bookmarkStart w:id="4" w:name="__RefHeading___Toc45408_3199679052"/>
+      <w:bookmarkStart w:id="4" w:name="__RefHeading___Toc23951_3066934455"/>
       <w:bookmarkStart w:id="5" w:name="_Toc233203388"/>
       <w:bookmarkEnd w:id="4"/>
       <w:r>
@@ -3441,7 +3441,7 @@
         <w:pageBreakBefore w:val="false"/>
         <w:rPr/>
       </w:pPr>
-      <w:bookmarkStart w:id="6" w:name="__RefHeading___Toc45410_3199679052"/>
+      <w:bookmarkStart w:id="6" w:name="__RefHeading___Toc23953_3066934455"/>
       <w:bookmarkEnd w:id="6"/>
       <w:r>
         <w:rPr>
@@ -3578,7 +3578,7 @@
         <w:pStyle w:val="Heading1"/>
         <w:rPr/>
       </w:pPr>
-      <w:bookmarkStart w:id="7" w:name="__RefHeading___Toc45412_3199679052"/>
+      <w:bookmarkStart w:id="7" w:name="__RefHeading___Toc23955_3066934455"/>
       <w:bookmarkEnd w:id="7"/>
       <w:r>
         <w:rPr>
@@ -3595,7 +3595,7 @@
         <w:pStyle w:val="Heading2"/>
         <w:rPr/>
       </w:pPr>
-      <w:bookmarkStart w:id="8" w:name="__RefHeading___Toc45414_3199679052"/>
+      <w:bookmarkStart w:id="8" w:name="__RefHeading___Toc23957_3066934455"/>
       <w:bookmarkEnd w:id="8"/>
       <w:r>
         <w:rPr>
@@ -3717,7 +3717,7 @@
         <w:pStyle w:val="Heading2"/>
         <w:rPr/>
       </w:pPr>
-      <w:bookmarkStart w:id="9" w:name="__RefHeading___Toc45416_3199679052"/>
+      <w:bookmarkStart w:id="9" w:name="__RefHeading___Toc23959_3066934455"/>
       <w:bookmarkEnd w:id="9"/>
       <w:r>
         <w:rPr>
@@ -3813,7 +3813,7 @@
         <w:pStyle w:val="Heading1"/>
         <w:rPr/>
       </w:pPr>
-      <w:bookmarkStart w:id="10" w:name="__RefHeading___Toc45418_3199679052"/>
+      <w:bookmarkStart w:id="10" w:name="__RefHeading___Toc23961_3066934455"/>
       <w:bookmarkEnd w:id="10"/>
       <w:r>
         <w:rPr>
@@ -3882,7 +3882,7 @@
         <w:pStyle w:val="Heading1"/>
         <w:rPr/>
       </w:pPr>
-      <w:bookmarkStart w:id="11" w:name="__RefHeading___Toc45420_3199679052"/>
+      <w:bookmarkStart w:id="11" w:name="__RefHeading___Toc23963_3066934455"/>
       <w:bookmarkEnd w:id="11"/>
       <w:r>
         <w:rPr>
@@ -3917,7 +3917,7 @@
         <w:pStyle w:val="Heading1"/>
         <w:rPr/>
       </w:pPr>
-      <w:bookmarkStart w:id="12" w:name="__RefHeading___Toc45422_3199679052"/>
+      <w:bookmarkStart w:id="12" w:name="__RefHeading___Toc23965_3066934455"/>
       <w:bookmarkEnd w:id="12"/>
       <w:r>
         <w:rPr>
@@ -3934,7 +3934,7 @@
         <w:pStyle w:val="Heading2"/>
         <w:rPr/>
       </w:pPr>
-      <w:bookmarkStart w:id="13" w:name="__RefHeading___Toc45424_3199679052"/>
+      <w:bookmarkStart w:id="13" w:name="__RefHeading___Toc23967_3066934455"/>
       <w:bookmarkEnd w:id="13"/>
       <w:r>
         <w:rPr>
@@ -4008,7 +4008,7 @@
         <w:pStyle w:val="Heading2"/>
         <w:rPr/>
       </w:pPr>
-      <w:bookmarkStart w:id="14" w:name="__RefHeading___Toc45426_3199679052"/>
+      <w:bookmarkStart w:id="14" w:name="__RefHeading___Toc23969_3066934455"/>
       <w:bookmarkEnd w:id="14"/>
       <w:r>
         <w:rPr>
@@ -4040,7 +4040,7 @@
         <w:pStyle w:val="Heading2"/>
         <w:rPr/>
       </w:pPr>
-      <w:bookmarkStart w:id="15" w:name="__RefHeading___Toc45428_3199679052"/>
+      <w:bookmarkStart w:id="15" w:name="__RefHeading___Toc23971_3066934455"/>
       <w:bookmarkEnd w:id="15"/>
       <w:r>
         <w:rPr>
@@ -4072,7 +4072,7 @@
         <w:pStyle w:val="Heading2"/>
         <w:rPr/>
       </w:pPr>
-      <w:bookmarkStart w:id="16" w:name="__RefHeading___Toc45430_3199679052"/>
+      <w:bookmarkStart w:id="16" w:name="__RefHeading___Toc23973_3066934455"/>
       <w:bookmarkEnd w:id="16"/>
       <w:r>
         <w:rPr>
@@ -4146,7 +4146,7 @@
         <w:pStyle w:val="Heading2"/>
         <w:rPr/>
       </w:pPr>
-      <w:bookmarkStart w:id="17" w:name="__RefHeading___Toc45432_3199679052"/>
+      <w:bookmarkStart w:id="17" w:name="__RefHeading___Toc23975_3066934455"/>
       <w:bookmarkEnd w:id="17"/>
       <w:r>
         <w:rPr>
@@ -4273,7 +4273,7 @@
         <w:pStyle w:val="Heading2"/>
         <w:rPr/>
       </w:pPr>
-      <w:bookmarkStart w:id="18" w:name="__RefHeading___Toc45434_3199679052"/>
+      <w:bookmarkStart w:id="18" w:name="__RefHeading___Toc23977_3066934455"/>
       <w:bookmarkEnd w:id="18"/>
       <w:r>
         <w:rPr>
@@ -4308,7 +4308,7 @@
         <w:pStyle w:val="Heading1"/>
         <w:rPr/>
       </w:pPr>
-      <w:bookmarkStart w:id="19" w:name="__RefHeading___Toc45436_3199679052"/>
+      <w:bookmarkStart w:id="19" w:name="__RefHeading___Toc23979_3066934455"/>
       <w:bookmarkEnd w:id="19"/>
       <w:r>
         <w:rPr>
@@ -4325,7 +4325,7 @@
         <w:pStyle w:val="Heading2"/>
         <w:rPr/>
       </w:pPr>
-      <w:bookmarkStart w:id="20" w:name="__RefHeading___Toc45438_3199679052"/>
+      <w:bookmarkStart w:id="20" w:name="__RefHeading___Toc23981_3066934455"/>
       <w:bookmarkEnd w:id="20"/>
       <w:r>
         <w:rPr>
@@ -4380,7 +4380,7 @@
         <w:pStyle w:val="Heading2"/>
         <w:rPr/>
       </w:pPr>
-      <w:bookmarkStart w:id="21" w:name="__RefHeading___Toc45440_3199679052"/>
+      <w:bookmarkStart w:id="21" w:name="__RefHeading___Toc23983_3066934455"/>
       <w:bookmarkEnd w:id="21"/>
       <w:r>
         <w:rPr>
@@ -4412,7 +4412,7 @@
         <w:pStyle w:val="Heading2"/>
         <w:rPr/>
       </w:pPr>
-      <w:bookmarkStart w:id="22" w:name="__RefHeading___Toc45442_3199679052"/>
+      <w:bookmarkStart w:id="22" w:name="__RefHeading___Toc23985_3066934455"/>
       <w:bookmarkEnd w:id="22"/>
       <w:r>
         <w:rPr>
@@ -4444,7 +4444,7 @@
         <w:pStyle w:val="Heading2"/>
         <w:rPr/>
       </w:pPr>
-      <w:bookmarkStart w:id="23" w:name="__RefHeading___Toc45444_3199679052"/>
+      <w:bookmarkStart w:id="23" w:name="__RefHeading___Toc23987_3066934455"/>
       <w:bookmarkEnd w:id="23"/>
       <w:r>
         <w:rPr>
@@ -4479,7 +4479,7 @@
         <w:pStyle w:val="Heading1"/>
         <w:rPr/>
       </w:pPr>
-      <w:bookmarkStart w:id="24" w:name="__RefHeading___Toc45446_3199679052"/>
+      <w:bookmarkStart w:id="24" w:name="__RefHeading___Toc23989_3066934455"/>
       <w:bookmarkEnd w:id="24"/>
       <w:r>
         <w:rPr>
@@ -4556,7 +4556,7 @@
         <w:pStyle w:val="Heading1"/>
         <w:rPr/>
       </w:pPr>
-      <w:bookmarkStart w:id="25" w:name="__RefHeading___Toc45448_3199679052"/>
+      <w:bookmarkStart w:id="25" w:name="__RefHeading___Toc23991_3066934455"/>
       <w:bookmarkEnd w:id="25"/>
       <w:r>
         <w:rPr>
@@ -4652,7 +4652,7 @@
         <w:pStyle w:val="Heading1"/>
         <w:rPr/>
       </w:pPr>
-      <w:bookmarkStart w:id="26" w:name="__RefHeading___Toc45450_3199679052"/>
+      <w:bookmarkStart w:id="26" w:name="__RefHeading___Toc23993_3066934455"/>
       <w:bookmarkEnd w:id="26"/>
       <w:r>
         <w:rPr>
@@ -4748,7 +4748,7 @@
         <w:pStyle w:val="Heading1"/>
         <w:rPr/>
       </w:pPr>
-      <w:bookmarkStart w:id="27" w:name="__RefHeading___Toc45452_3199679052"/>
+      <w:bookmarkStart w:id="27" w:name="__RefHeading___Toc23995_3066934455"/>
       <w:bookmarkEnd w:id="27"/>
       <w:r>
         <w:rPr>
@@ -4863,7 +4863,7 @@
         <w:pStyle w:val="Heading1"/>
         <w:rPr/>
       </w:pPr>
-      <w:bookmarkStart w:id="28" w:name="__RefHeading___Toc45454_3199679052"/>
+      <w:bookmarkStart w:id="28" w:name="__RefHeading___Toc23997_3066934455"/>
       <w:bookmarkEnd w:id="28"/>
       <w:r>
         <w:rPr>
@@ -4993,7 +4993,7 @@
         <w:pStyle w:val="Heading1"/>
         <w:rPr/>
       </w:pPr>
-      <w:bookmarkStart w:id="29" w:name="__RefHeading___Toc45456_3199679052"/>
+      <w:bookmarkStart w:id="29" w:name="__RefHeading___Toc23999_3066934455"/>
       <w:bookmarkEnd w:id="29"/>
       <w:r>
         <w:rPr>
@@ -5089,7 +5089,7 @@
         <w:pStyle w:val="Heading1"/>
         <w:rPr/>
       </w:pPr>
-      <w:bookmarkStart w:id="30" w:name="__RefHeading___Toc45458_3199679052"/>
+      <w:bookmarkStart w:id="30" w:name="__RefHeading___Toc24001_3066934455"/>
       <w:bookmarkEnd w:id="30"/>
       <w:r>
         <w:rPr>
@@ -5597,7 +5597,7 @@
       <w:r>
         <w:br w:type="page"/>
       </w:r>
-      <w:bookmarkStart w:id="31" w:name="__RefHeading___Toc45460_3199679052"/>
+      <w:bookmarkStart w:id="31" w:name="__RefHeading___Toc24003_3066934455"/>
       <w:bookmarkEnd w:id="31"/>
       <w:r>
         <w:rPr>
@@ -5614,7 +5614,7 @@
         <w:pStyle w:val="Heading2"/>
         <w:rPr/>
       </w:pPr>
-      <w:bookmarkStart w:id="32" w:name="__RefHeading___Toc45462_3199679052"/>
+      <w:bookmarkStart w:id="32" w:name="__RefHeading___Toc24005_3066934455"/>
       <w:bookmarkEnd w:id="32"/>
       <w:r>
         <w:rPr>
@@ -6052,7 +6052,7 @@
         <w:pStyle w:val="Heading2"/>
         <w:rPr/>
       </w:pPr>
-      <w:bookmarkStart w:id="33" w:name="__RefHeading___Toc45464_3199679052"/>
+      <w:bookmarkStart w:id="33" w:name="__RefHeading___Toc24007_3066934455"/>
       <w:bookmarkEnd w:id="33"/>
       <w:r>
         <w:rPr>
@@ -7127,7 +7127,7 @@
       <w:r>
         <w:br w:type="page"/>
       </w:r>
-      <w:bookmarkStart w:id="34" w:name="__RefHeading___Toc45466_3199679052"/>
+      <w:bookmarkStart w:id="34" w:name="__RefHeading___Toc24009_3066934455"/>
       <w:bookmarkEnd w:id="34"/>
       <w:r>
         <w:rPr>
@@ -7144,7 +7144,7 @@
         <w:pStyle w:val="Heading2"/>
         <w:rPr/>
       </w:pPr>
-      <w:bookmarkStart w:id="35" w:name="__RefHeading___Toc45468_3199679052"/>
+      <w:bookmarkStart w:id="35" w:name="__RefHeading___Toc24011_3066934455"/>
       <w:bookmarkEnd w:id="35"/>
       <w:r>
         <w:rPr>
@@ -7248,7 +7248,7 @@
           <w:color w:val="101820"/>
           <w:sz w:val="21"/>
         </w:rPr>
-        <w:t>Production Personal Data is not copied to development or test environments without masking.</w:t>
+        <w:t>Production Personal Data is not copied to development or test environments. It is copied only into a temporary pre-production environment restored from a production backup for a cutover or release rehearsal, used under the production access rules, masked before anyone without production access uses it, and deleted after use.</w:t>
       </w:r>
     </w:p>
     <w:p>
@@ -7256,7 +7256,7 @@
         <w:pStyle w:val="Heading2"/>
         <w:rPr/>
       </w:pPr>
-      <w:bookmarkStart w:id="36" w:name="__RefHeading___Toc45470_3199679052"/>
+      <w:bookmarkStart w:id="36" w:name="__RefHeading___Toc24013_3066934455"/>
       <w:bookmarkEnd w:id="36"/>
       <w:r>
         <w:rPr>
@@ -7311,7 +7311,7 @@
         <w:pStyle w:val="Heading2"/>
         <w:rPr/>
       </w:pPr>
-      <w:bookmarkStart w:id="37" w:name="__RefHeading___Toc45472_3199679052"/>
+      <w:bookmarkStart w:id="37" w:name="__RefHeading___Toc24015_3066934455"/>
       <w:bookmarkEnd w:id="37"/>
       <w:r>
         <w:rPr>
@@ -7442,7 +7442,7 @@
         <w:pStyle w:val="Heading2"/>
         <w:rPr/>
       </w:pPr>
-      <w:bookmarkStart w:id="38" w:name="__RefHeading___Toc45474_3199679052"/>
+      <w:bookmarkStart w:id="38" w:name="__RefHeading___Toc24017_3066934455"/>
       <w:bookmarkEnd w:id="38"/>
       <w:r>
         <w:rPr>
@@ -7557,7 +7557,7 @@
         <w:pStyle w:val="Heading1"/>
         <w:rPr/>
       </w:pPr>
-      <w:bookmarkStart w:id="39" w:name="__RefHeading___Toc45476_3199679052"/>
+      <w:bookmarkStart w:id="39" w:name="__RefHeading___Toc24019_3066934455"/>
       <w:bookmarkEnd w:id="39"/>
       <w:r>
         <w:rPr>
@@ -8554,7 +8554,7 @@
           <w:spacing w:val="0"/>
         </w:rPr>
       </w:pPr>
-      <w:bookmarkStart w:id="40" w:name="__RefHeading___Toc45478_3199679052"/>
+      <w:bookmarkStart w:id="40" w:name="__RefHeading___Toc24021_3066934455"/>
       <w:bookmarkStart w:id="41" w:name="_Toc233203395"/>
       <w:bookmarkEnd w:id="40"/>
       <w:r>
